--- a/Semester_Project_DS(L)/Project Report.docx
+++ b/Semester_Project_DS(L)/Project Report.docx
@@ -3623,23 +3623,7 @@
           <w:sz w:val="28"/>
           <w:szCs w:val="28"/>
         </w:rPr>
-        <w:t xml:space="preserve">Among them, the Multinomial Naive Bayes classifier produced the best results and was selected as the final model. The trained model was saved using Pickle and deployed as a </w:t>
-      </w:r>
-      <w:proofErr w:type="spellStart"/>
-      <w:r>
-        <w:rPr>
-          <w:sz w:val="28"/>
-          <w:szCs w:val="28"/>
-        </w:rPr>
-        <w:t>Streamlit</w:t>
-      </w:r>
-      <w:proofErr w:type="spellEnd"/>
-      <w:r>
-        <w:rPr>
-          <w:sz w:val="28"/>
-          <w:szCs w:val="28"/>
-        </w:rPr>
-        <w:t xml:space="preserve"> web application for real-time spam message prediction.</w:t>
+        <w:t>Among them, the Multinomial Naive Bayes classifier produced the best results and was selected as the final model. The trained model was saved using Pickle and deployed as a Streamlit web application for real-time spam message prediction.</w:t>
       </w:r>
       <w:r>
         <w:rPr>
@@ -3746,23 +3730,7 @@
           <w:sz w:val="32"/>
           <w:szCs w:val="32"/>
         </w:rPr>
-        <w:t xml:space="preserve">The Multinomial Naive Bayes classifier achieved the highest performance and was selected for deployment. The final system is implemented as a </w:t>
-      </w:r>
-      <w:proofErr w:type="spellStart"/>
-      <w:r>
-        <w:rPr>
-          <w:sz w:val="32"/>
-          <w:szCs w:val="32"/>
-        </w:rPr>
-        <w:t>Streamlit</w:t>
-      </w:r>
-      <w:proofErr w:type="spellEnd"/>
-      <w:r>
-        <w:rPr>
-          <w:sz w:val="32"/>
-          <w:szCs w:val="32"/>
-        </w:rPr>
-        <w:t xml:space="preserve"> web application that allows users to quickly determine whether an SMS message is Spam or Ham.</w:t>
+        <w:t>The Multinomial Naive Bayes classifier achieved the highest performance and was selected for deployment. The final system is implemented as a Streamlit web application that allows users to quickly determine whether an SMS message is Spam or Ham.</w:t>
       </w:r>
     </w:p>
     <w:p>
@@ -3998,23 +3966,7 @@
           <w:sz w:val="32"/>
           <w:szCs w:val="32"/>
         </w:rPr>
-        <w:t xml:space="preserve">Deploy the model using </w:t>
-      </w:r>
-      <w:proofErr w:type="spellStart"/>
-      <w:r>
-        <w:rPr>
-          <w:sz w:val="32"/>
-          <w:szCs w:val="32"/>
-        </w:rPr>
-        <w:t>Streamlit</w:t>
-      </w:r>
-      <w:proofErr w:type="spellEnd"/>
-      <w:r>
-        <w:rPr>
-          <w:sz w:val="32"/>
-          <w:szCs w:val="32"/>
-        </w:rPr>
-        <w:t>.</w:t>
+        <w:t>Deploy the model using Streamlit.</w:t>
       </w:r>
       <w:r>
         <w:rPr>
@@ -6446,23 +6398,7 @@
           <w:sz w:val="28"/>
           <w:szCs w:val="28"/>
         </w:rPr>
-        <w:t>The word cloud shows the most frequently occurring words in spam messages. Words such as "call," "free," "txt," "text," "</w:t>
-      </w:r>
-      <w:proofErr w:type="spellStart"/>
-      <w:r>
-        <w:rPr>
-          <w:sz w:val="28"/>
-          <w:szCs w:val="28"/>
-        </w:rPr>
-        <w:t>mobil</w:t>
-      </w:r>
-      <w:proofErr w:type="spellEnd"/>
-      <w:r>
-        <w:rPr>
-          <w:sz w:val="28"/>
-          <w:szCs w:val="28"/>
-        </w:rPr>
-        <w:t>," "claim," "reply," and "stop" appear more prominently, indicating their higher frequency. These words reflect the promotional and advertising nature of spam messages and help identify common spam-related patterns.</w:t>
+        <w:t>The word cloud shows the most frequently occurring words in spam messages. Words such as "call," "free," "txt," "text," "mobil," "claim," "reply," and "stop" appear more prominently, indicating their higher frequency. These words reflect the promotional and advertising nature of spam messages and help identify common spam-related patterns.</w:t>
       </w:r>
     </w:p>
     <w:p>
@@ -8355,21 +8291,12 @@
           <w:szCs w:val="28"/>
         </w:rPr>
       </w:pPr>
-      <w:proofErr w:type="spellStart"/>
-      <w:r>
-        <w:rPr>
-          <w:sz w:val="28"/>
-          <w:szCs w:val="28"/>
-        </w:rPr>
-        <w:t>model.pkl</w:t>
-      </w:r>
-      <w:proofErr w:type="spellEnd"/>
-      <w:r>
-        <w:rPr>
-          <w:sz w:val="28"/>
-          <w:szCs w:val="28"/>
-        </w:rPr>
-        <w:t xml:space="preserve"> </w:t>
+      <w:r>
+        <w:rPr>
+          <w:sz w:val="28"/>
+          <w:szCs w:val="28"/>
+        </w:rPr>
+        <w:t xml:space="preserve">model.pkl </w:t>
       </w:r>
     </w:p>
     <w:p>
@@ -8383,7 +8310,6 @@
           <w:szCs w:val="28"/>
         </w:rPr>
       </w:pPr>
-      <w:proofErr w:type="spellStart"/>
       <w:r>
         <w:rPr>
           <w:sz w:val="28"/>
@@ -8391,7 +8317,6 @@
         </w:rPr>
         <w:t>vectorizer.pkl</w:t>
       </w:r>
-      <w:proofErr w:type="spellEnd"/>
     </w:p>
     <w:p>
       <w:pPr>
@@ -8445,7 +8370,6 @@
         </w:rPr>
         <w:t xml:space="preserve">The final model was deployed as an interactive </w:t>
       </w:r>
-      <w:proofErr w:type="spellStart"/>
       <w:r>
         <w:rPr>
           <w:b/>
@@ -8453,17 +8377,7 @@
           <w:sz w:val="28"/>
           <w:szCs w:val="28"/>
         </w:rPr>
-        <w:t>Streamlit</w:t>
-      </w:r>
-      <w:proofErr w:type="spellEnd"/>
-      <w:r>
-        <w:rPr>
-          <w:b/>
-          <w:bCs/>
-          <w:sz w:val="28"/>
-          <w:szCs w:val="28"/>
-        </w:rPr>
-        <w:t xml:space="preserve"> web application</w:t>
+        <w:t>Streamlit web application</w:t>
       </w:r>
       <w:r>
         <w:rPr>
@@ -8599,6 +8513,86 @@
           <w:sz w:val="28"/>
           <w:szCs w:val="28"/>
         </w:rPr>
+        <w:br/>
+      </w:r>
+    </w:p>
+    <w:p>
+      <w:pPr>
+        <w:rPr>
+          <w:sz w:val="28"/>
+          <w:szCs w:val="28"/>
+        </w:rPr>
+      </w:pPr>
+      <w:r>
+        <w:rPr>
+          <w:sz w:val="28"/>
+          <w:szCs w:val="28"/>
+        </w:rPr>
+        <w:lastRenderedPageBreak/>
+        <w:br w:type="page"/>
+      </w:r>
+    </w:p>
+    <w:p>
+      <w:pPr>
+        <w:rPr>
+          <w:sz w:val="28"/>
+          <w:szCs w:val="28"/>
+        </w:rPr>
+      </w:pPr>
+      <w:r>
+        <w:rPr>
+          <w:sz w:val="28"/>
+          <w:szCs w:val="28"/>
+        </w:rPr>
+        <w:lastRenderedPageBreak/>
+        <w:drawing>
+          <wp:inline distT="0" distB="0" distL="0" distR="0" wp14:anchorId="3704B105" wp14:editId="6528D724">
+            <wp:extent cx="5731510" cy="2851785"/>
+            <wp:effectExtent l="0" t="0" r="2540" b="5715"/>
+            <wp:docPr id="502707515" name="Picture 1"/>
+            <wp:cNvGraphicFramePr>
+              <a:graphicFrameLocks xmlns:a="http://schemas.openxmlformats.org/drawingml/2006/main" noChangeAspect="1"/>
+            </wp:cNvGraphicFramePr>
+            <a:graphic xmlns:a="http://schemas.openxmlformats.org/drawingml/2006/main">
+              <a:graphicData uri="http://schemas.openxmlformats.org/drawingml/2006/picture">
+                <pic:pic xmlns:pic="http://schemas.openxmlformats.org/drawingml/2006/picture">
+                  <pic:nvPicPr>
+                    <pic:cNvPr id="502707515" name=""/>
+                    <pic:cNvPicPr/>
+                  </pic:nvPicPr>
+                  <pic:blipFill>
+                    <a:blip r:embed="rId31"/>
+                    <a:stretch>
+                      <a:fillRect/>
+                    </a:stretch>
+                  </pic:blipFill>
+                  <pic:spPr>
+                    <a:xfrm>
+                      <a:off x="0" y="0"/>
+                      <a:ext cx="5731510" cy="2851785"/>
+                    </a:xfrm>
+                    <a:prstGeom prst="rect">
+                      <a:avLst/>
+                    </a:prstGeom>
+                  </pic:spPr>
+                </pic:pic>
+              </a:graphicData>
+            </a:graphic>
+          </wp:inline>
+        </w:drawing>
+      </w:r>
+      <w:r>
+        <w:rPr>
+          <w:sz w:val="28"/>
+          <w:szCs w:val="28"/>
+        </w:rPr>
+        <w:t>S</w:t>
+      </w:r>
+      <w:r>
+        <w:rPr>
+          <w:sz w:val="28"/>
+          <w:szCs w:val="28"/>
+        </w:rPr>
         <w:tab/>
       </w:r>
     </w:p>
@@ -8620,7 +8614,6 @@
           <w:sz w:val="44"/>
           <w:szCs w:val="44"/>
         </w:rPr>
-        <w:lastRenderedPageBreak/>
         <w:t>Conclusion</w:t>
       </w:r>
       <w:bookmarkEnd w:id="25"/>
@@ -8682,23 +8675,7 @@
           <w:sz w:val="30"/>
           <w:szCs w:val="30"/>
         </w:rPr>
-        <w:t xml:space="preserve">Finally, the trained model was deployed as a </w:t>
-      </w:r>
-      <w:proofErr w:type="spellStart"/>
-      <w:r>
-        <w:rPr>
-          <w:sz w:val="30"/>
-          <w:szCs w:val="30"/>
-        </w:rPr>
-        <w:t>Streamlit</w:t>
-      </w:r>
-      <w:proofErr w:type="spellEnd"/>
-      <w:r>
-        <w:rPr>
-          <w:sz w:val="30"/>
-          <w:szCs w:val="30"/>
-        </w:rPr>
-        <w:t xml:space="preserve"> web application, allowing users to classify SMS or email messages as Spam or Not Spam (Ham) in real time. The project demonstrated the complete end-to-end data science pipeline, from data preprocessing to model deployment, and provided an effective solution for spam message detection.</w:t>
+        <w:t>Finally, the trained model was deployed as a Streamlit web application, allowing users to classify SMS or email messages as Spam or Not Spam (Ham) in real time. The project demonstrated the complete end-to-end data science pipeline, from data preprocessing to model deployment, and provided an effective solution for spam message detection.</w:t>
       </w:r>
     </w:p>
     <w:p>
@@ -8840,7 +8817,7 @@
       </w:pPr>
     </w:p>
     <w:sectPr>
-      <w:footerReference w:type="default" r:id="rId31"/>
+      <w:footerReference w:type="default" r:id="rId32"/>
       <w:pgSz w:w="11906" w:h="16838"/>
       <w:pgMar w:top="1440" w:right="1440" w:bottom="1440" w:left="1440" w:header="708" w:footer="708" w:gutter="0"/>
       <w:pgBorders w:offsetFrom="page">
@@ -8964,7 +8941,7 @@
 <w:numbering xmlns:wpc="http://schemas.microsoft.com/office/word/2010/wordprocessingCanvas" xmlns:cx="http://schemas.microsoft.com/office/drawing/2014/chartex" xmlns:cx1="http://schemas.microsoft.com/office/drawing/2015/9/8/chartex" xmlns:cx2="http://schemas.microsoft.com/office/drawing/2015/10/21/chartex" xmlns:cx3="http://schemas.microsoft.com/office/drawing/2016/5/9/chartex" xmlns:cx4="http://schemas.microsoft.com/office/drawing/2016/5/10/chartex" xmlns:cx5="http://schemas.microsoft.com/office/drawing/2016/5/11/chartex" xmlns:cx6="http://schemas.microsoft.com/office/drawing/2016/5/12/chartex" xmlns:cx7="http://schemas.microsoft.com/office/drawing/2016/5/13/chartex" xmlns:cx8="http://schemas.microsoft.com/office/drawing/2016/5/14/chartex" xmlns:mc="http://schemas.openxmlformats.org/markup-compatibility/2006" xmlns:aink="http://schemas.microsoft.com/office/drawing/2016/ink" xmlns:am3d="http://schemas.microsoft.com/office/drawing/2017/model3d" xmlns:o="urn:schemas-microsoft-com:office:office" xmlns:oel="http://schemas.microsoft.com/office/2019/extlst" xmlns:r="http://schemas.openxmlformats.org/officeDocument/2006/relationships" xmlns:m="http://schemas.openxmlformats.org/officeDocument/2006/math" xmlns:v="urn:schemas-microsoft-com:vml" xmlns:wp14="http://schemas.microsoft.com/office/word/2010/wordprocessingDrawing" xmlns:wp="http://schemas.openxmlformats.org/drawingml/2006/wordprocessingDrawing" xmlns:w10="urn:schemas-microsoft-com:office:word" xmlns:w="http://schemas.openxmlformats.org/wordprocessingml/2006/main" xmlns:w14="http://schemas.microsoft.com/office/word/2010/wordml" xmlns:w15="http://schemas.microsoft.com/office/word/2012/wordml" xmlns:w16cex="http://schemas.microsoft.com/office/word/2018/wordml/cex" xmlns:w16cid="http://schemas.microsoft.com/office/word/2016/wordml/cid" xmlns:w16="http://schemas.microsoft.com/office/word/2018/wordml" xmlns:w16du="http://schemas.microsoft.com/office/word/2023/wordml/word16du" xmlns:w16sdtdh="http://schemas.microsoft.com/office/word/2020/wordml/sdtdatahash" xmlns:w16sdtfl="http://schemas.microsoft.com/office/word/2024/wordml/sdtformatlock" xmlns:w16se="http://schemas.microsoft.com/office/word/2015/wordml/symex" xmlns:wpg="http://schemas.microsoft.com/office/word/2010/wordprocessingGroup" xmlns:wpi="http://schemas.microsoft.com/office/word/2010/wordprocessingInk" xmlns:wne="http://schemas.microsoft.com/office/word/2006/wordml" xmlns:wps="http://schemas.microsoft.com/office/word/2010/wordprocessingShape" mc:Ignorable="w14 w15 w16se w16cid w16 w16cex w16sdtdh w16sdtfl w16du wp14">
   <w:numPicBullet w:numPicBulletId="0">
     <w:pict>
-      <v:shapetype w14:anchorId="38175FCB" id="_x0000_t75" coordsize="21600,21600" o:spt="75" o:preferrelative="t" path="m@4@5l@4@11@9@11@9@5xe" filled="f" stroked="f">
+      <v:shapetype id="_x0000_t75" coordsize="21600,21600" o:spt="75" o:preferrelative="t" path="m@4@5l@4@11@9@11@9@5xe" filled="f" stroked="f">
         <v:stroke joinstyle="miter"/>
         <v:formulas>
           <v:f eqn="if lineDrawn pixelLineWidth 0"/>
@@ -8983,7 +8960,7 @@
         <v:path o:extrusionok="f" gradientshapeok="t" o:connecttype="rect"/>
         <o:lock v:ext="edit" aspectratio="t"/>
       </v:shapetype>
-      <v:shape id="_x0000_i1408" type="#_x0000_t75" style="width:218.25pt;height:218.25pt" o:bullet="t">
+      <v:shape id="_x0000_i1032" type="#_x0000_t75" style="width:218.25pt;height:218.25pt" o:bullet="t">
         <v:imagedata r:id="rId1" o:title="green icon circular"/>
       </v:shape>
     </w:pict>
